--- a/companies/saltmarsh-environmental/Engagements/Solis, Allen and Oconnell/2021.03.23 - Kickoff Memo - Stormwater Permit Support.docx
+++ b/companies/saltmarsh-environmental/Engagements/Solis, Allen and Oconnell/2021.03.23 - Kickoff Memo - Stormwater Permit Support.docx
@@ -3,30 +3,36 @@
 <w:document xmlns:wpc="http://schemas.microsoft.com/office/word/2010/wordprocessingCanvas" xmlns:mo="http://schemas.microsoft.com/office/mac/office/2008/main" xmlns:mc="http://schemas.openxmlformats.org/markup-compatibility/2006" xmlns:mv="urn:schemas-microsoft-com:mac:vml" xmlns:o="urn:schemas-microsoft-com:office:office" xmlns:r="http://schemas.openxmlformats.org/officeDocument/2006/relationships" xmlns:m="http://schemas.openxmlformats.org/officeDocument/2006/math" xmlns:v="urn:schemas-microsoft-com:vml" xmlns:wp14="http://schemas.microsoft.com/office/word/2010/wordprocessingDrawing" xmlns:wp="http://schemas.openxmlformats.org/drawingml/2006/wordprocessingDrawing" xmlns:w10="urn:schemas-microsoft-com:office:word" xmlns:w="http://schemas.openxmlformats.org/wordprocessingml/2006/main" xmlns:w14="http://schemas.microsoft.com/office/word/2010/wordml" xmlns:wpg="http://schemas.microsoft.com/office/word/2010/wordprocessingGroup" xmlns:wpi="http://schemas.microsoft.com/office/word/2010/wordprocessingInk" xmlns:wne="http://schemas.microsoft.com/office/word/2006/wordml" xmlns:wps="http://schemas.microsoft.com/office/word/2010/wordprocessingShape" mc:Ignorable="w14 wp14">
   <w:body>
     <w:p>
-      <w:pPr>
-        <w:pStyle w:val="Heading1"/>
-      </w:pPr>
       <w:r>
-        <w:t>Memorandum</w:t>
+        <w:t>To: Project Team</w:t>
       </w:r>
     </w:p>
     <w:p>
       <w:r>
-        <w:t>To: Joseph Nichols</w:t>
-        <w:br/>
         <w:t>From: Heather Morton</w:t>
-        <w:br/>
-        <w:t>Re: Stormwater permit support, kickoff notes</w:t>
       </w:r>
     </w:p>
     <w:p>
       <w:r>
-        <w:t>The letter is countersigned and we start on March 20, 2021, so here is what I have written down before we go out there. The objective for Solis, Allen and Oconnell is a complete permit submittal and a sampling program that keeps running after we leave the site. Everything on this job serves one of those two. I am putting this on paper now rather than after the first visit because I would rather we agree on what we are collecting before we collect it. Once the notebooks start filling up it is harder to change our minds without losing something.</w:t>
+        <w:t>Re: Stormwater Permit Support for Solis, Allen and Oconnell</w:t>
       </w:r>
     </w:p>
     <w:p>
       <w:r>
-        <w:t>Workstreams, in the order I expect them to start:</w:t>
+        <w:t>The signed scope is back, so the stormwater permit support for Solis, Allen and Oconnell is underway. What we owe Solis, Allen and Oconnell is easy to state and careful to do: a Stormwater Pollution Prevention Plan that fits how their yard actually runs, a permit filing the agency will accept without a second request, and a first round of monitoring that leaves a baseline we can stand behind years from now. I have written this memo so the work divides cleanly and each piece has an owner before anyone drives out to the site. Read it against your own part and tell me if I have a boundary wrong.</w:t>
+      </w:r>
+    </w:p>
+    <w:p>
+      <w:r>
+        <w:t>One word on how we keep the record, because the plan will only ever be as good as what we write on the walk. We record as we go, at the outfall and in the yard, and not from memory once we are back at the desk. Where something is ambiguous, note the ambiguity and mark it for a second look instead of resolving it in your head, since the baseline the later rounds are read against has to be clean.</w:t>
+      </w:r>
+    </w:p>
+    <w:p>
+      <w:pPr>
+        <w:pStyle w:val="Heading2"/>
+      </w:pPr>
+      <w:r>
+        <w:t>How the work divides</w:t>
       </w:r>
     </w:p>
     <w:p>
@@ -34,7 +40,7 @@
         <w:pStyle w:val="ListBullet"/>
       </w:pPr>
       <w:r>
-        <w:t>Site characterization and outfall inventory. We walk the whole drainage area and find every outfall, including the ones that are not on the plan, and there are usually some. Mark the working copy of the drainage sheet in the field, not back at the truck. Photograph each outfall from the same position we will use every time after this.</w:t>
+        <w:t>Site characterization. Walk the property and find every point where stormwater leaves it, then map the drainage area that feeds each one and note the materials and activities exposed to the rain along the way. Joseph Nichols leads the outfall survey and the field documentation behind it.</w:t>
       </w:r>
     </w:p>
     <w:p>
@@ -42,7 +48,7 @@
         <w:pStyle w:val="ListBullet"/>
       </w:pPr>
       <w:r>
-        <w:t>Pollutant source assessment. For each material and activity exposed to weather, the path from it to the nearest inlet. If we cannot trace the path we say we could not trace it.</w:t>
+        <w:t>Stormwater plan. Draft the pollution prevention plan to the site as we find it on the walk rather than to a form, and tie each control back to the activity it is meant to address, so a reviewer can follow why it is there.</w:t>
       </w:r>
     </w:p>
     <w:p>
@@ -50,7 +56,7 @@
         <w:pStyle w:val="ListBullet"/>
       </w:pPr>
       <w:r>
-        <w:t>SWPPP drafting. The plan follows the characterization, not the other way around. Joseph Nichols is assembling the site map and the source tables; I will take the control measures and the monitoring schedule.</w:t>
+        <w:t>Monitoring. Stand up the sampling program and take the first round ourselves, so the baseline in the file is one we collected. I will run the sampling and hold the method steady from point to point, which is what makes the rounds that follow comparable to it.</w:t>
       </w:r>
     </w:p>
     <w:p>
@@ -58,78 +64,35 @@
         <w:pStyle w:val="ListBullet"/>
       </w:pPr>
       <w:r>
-        <w:t>Notice of Intent and attachments. Drafted for their signature. We do not sign it and we do not fill in blanks we cannot support from the record.</w:t>
+        <w:t>Permit filing. Assemble the notice of intent and the supporting materials, and file for coverage once the plan is drafted and the baseline is recorded, in that order and not before.</w:t>
+      </w:r>
+    </w:p>
+    <w:p>
+      <w:r>
+        <w:t>Everything that goes to the agency is checked here before it leaves. The plan is read and the sampling data is reconciled in the office ahead of any submission, so build that review into your part instead of treating the filing as the day the work ends. A total none of us has checked is not one the firm will file.</w:t>
+      </w:r>
+    </w:p>
+    <w:p>
+      <w:r>
+        <w:t>The order among these matters. The plan and the monitoring both rest on the site walk, so nothing downstream is firm until the outfalls are placed and the drainage areas are drawn. We will keep the plan in draft until the walk is finished and not commit to a layout we might have to redraw once we are standing in the yard.</w:t>
+      </w:r>
+    </w:p>
+    <w:p>
+      <w:r>
+        <w:t>Robert Lopez is our contact at Solis, Allen and Oconnell, and anything that needs site access or a decision from their side runs through him. The engagement dates from March 20, 2021 and runs about four months, which puts us at the very front of it, with the field work first and the filing last. I will confirm access with him before we set any field day, and keep his office posted as we move from the walk to the plan to the filing, so nothing on the schedule reaches the client as a surprise.</w:t>
       </w:r>
     </w:p>
     <w:p>
       <w:pPr>
-        <w:pStyle w:val="ListBullet"/>
+        <w:pStyle w:val="Heading2"/>
       </w:pPr>
       <w:r>
-        <w:t>Sampling program. Locations tied to the outfall inventory, one lab, containers and hold times confirmed with the lab in writing before the first storm, chain of custody from collection to the bench.</w:t>
-      </w:r>
-    </w:p>
-    <w:p>
-      <w:pPr>
-        <w:pStyle w:val="ListBullet"/>
-      </w:pPr>
-      <w:r>
-        <w:t>Operator training and handoff. Half a day with their staff on visual assessments, inspection forms, and recordkeeping. This is the part that decides whether the file looks like anything in two years.</w:t>
+        <w:t>First step</w:t>
       </w:r>
     </w:p>
     <w:p>
       <w:r>
-        <w:t>Two things I want to be careful about. First, the site has been operating for a long time and the drainage sheets are older than the operation, so expect the plan and the ground to disagree. When they do, write down both and note which one you saw with your own eyes. Do not correct the sheet from memory back at the office. Second, we are sampling on rain, which means the schedule is not ours. Keep a bag packed and the bottles staged. If a storm lines up we go, and if we miss a qualifying event because the containers were not ready that is on us, not on the weather.</w:t>
-      </w:r>
-    </w:p>
-    <w:p>
-      <w:r>
-        <w:t>Next steps:</w:t>
-      </w:r>
-    </w:p>
-    <w:p>
-      <w:pPr>
-        <w:pStyle w:val="ListBullet"/>
-      </w:pPr>
-      <w:r>
-        <w:t>Robert Lopez at Solis, Allen and Oconnell is arranging site access and an escort. I will confirm the notice they need for an off-hours entry, since a wet-weather sample will not be during business hours.</w:t>
-      </w:r>
-    </w:p>
-    <w:p>
-      <w:pPr>
-        <w:pStyle w:val="ListBullet"/>
-      </w:pPr>
-      <w:r>
-        <w:t>Confirm containers, preservatives, and hold times with the lab and get the confirmation in writing. Stage the coolers this week.</w:t>
-      </w:r>
-    </w:p>
-    <w:p>
-      <w:pPr>
-        <w:pStyle w:val="ListBullet"/>
-      </w:pPr>
-      <w:r>
-        <w:t>Request the material inventories, safety data sheets, spill records, and any prior agency correspondence. Angela's letter asked for these; if they do not arrive in the first two weeks, tell me and I will raise it rather than let it slide.</w:t>
-      </w:r>
-    </w:p>
-    <w:p>
-      <w:pPr>
-        <w:pStyle w:val="ListBullet"/>
-      </w:pPr>
-      <w:r>
-        <w:t>Set the field notebook conventions before day one: one notebook for this job, entries in ink, outfall designations fixed at the first visit and never renumbered afterward.</w:t>
-      </w:r>
-    </w:p>
-    <w:p>
-      <w:pPr>
-        <w:pStyle w:val="ListBullet"/>
-      </w:pPr>
-      <w:r>
-        <w:t>Joseph Nichols to bring the drainage sheets, the camera, and a spare set of forms. Assume nothing is printed at the site.</w:t>
-      </w:r>
-    </w:p>
-    <w:p>
-      <w:r>
-        <w:t>Angela reviews everything before it leaves the office, so build a day into your own estimate for that. Questions to me first. If it is a call about what the permit requires rather than what we saw, it goes to her.</w:t>
+        <w:t>The one thing to do this week is the site walk. Send me your availability for the first field day by Friday, and I will set the day with Robert Lopez around the weather. Once we have walked the yard together, I will send the sampling schedule and the point list.</w:t>
       </w:r>
     </w:p>
     <w:sectPr>
